--- a/zht/docx/018.content.docx
+++ b/zht/docx/018.content.docx
@@ -150,26 +150,6 @@
           <w:lang w:val="zh_TW" w:bidi="zh_TW"/>
         </w:rPr>
         <w:t>fa</w:t>
-      </w:r>
-      <w:r>
-        <w:rPr>
-          <w:lang w:val="zh_TW" w:bidi="zh_TW"/>
-        </w:rPr>
-      </w:r>
-    </w:p>
-    <w:p>
-      <w:pPr/>
-      <w:r>
-        <w:rPr>
-          <w:lang w:val="zh_TW" w:bidi="zh_TW"/>
-        </w:rPr>
-      </w:r>
-      <w:r>
-        <w:rPr>
-          <w:i/>
-          <w:lang w:val="zh_TW" w:bidi="zh_TW"/>
-        </w:rPr>
-        <w:t>發怨言</w:t>
       </w:r>
       <w:r>
         <w:rPr>

--- a/zht/docx/018.content.docx
+++ b/zht/docx/018.content.docx
@@ -19,7 +19,7 @@
         <w:rPr>
           <w:lang w:val="zh_TW" w:bidi="zh_TW"/>
         </w:rPr>
-        <w:t>Resource: Study Notes - Themes (Tyndale)</w:t>
+        <w:t>Resource: Tyndale Open Study Notes</w:t>
       </w:r>
       <w:r>
         <w:rPr>
@@ -112,7 +112,7 @@
         <w:rPr>
           <w:lang w:val="zh_TW" w:bidi="zh_TW"/>
         </w:rPr>
-        <w:t>Study Notes - Themes (Tyndale)</w:t>
+        <w:t>Tyndale Open Study Notes</w:t>
       </w:r>
     </w:p>
     <w:p>

--- a/zht/docx/018.content.docx
+++ b/zht/docx/018.content.docx
@@ -149,7 +149,7 @@
         <w:rPr>
           <w:lang w:val="zh_TW" w:bidi="zh_TW"/>
         </w:rPr>
-        <w:t>fa</w:t>
+        <w:t>fang</w:t>
       </w:r>
       <w:r>
         <w:rPr>
@@ -212,7 +212,7 @@
         <w:rPr>
           <w:lang w:val="zh_TW" w:bidi="zh_TW"/>
         </w:rPr>
-        <w:t>發怨言</w:t>
+        <w:t>放棄權利</w:t>
       </w:r>
       <w:r>
         <w:rPr>
@@ -231,7 +231,7 @@
         <w:rPr>
           <w:lang w:val="zh_TW" w:bidi="zh_TW"/>
         </w:rPr>
-        <w:t>聖經教導我們，發怨言往往是錯誤的行為。例如，以色列人在曠野中因困難而發怨言，神因此施行審判（</w:t>
+        <w:t>使徒保羅從未教導基督徒要為自己爭取權利。相反，他強調基督徒應當願意為他人的益處放棄自己的權利。基督徒不受許多其他人遵循的規則約束，但若某些自由的行為可能導致他人犯罪，他們就應當甘心放棄這些自由（</w:t>
       </w:r>
       <w:hyperlink r:id="rId13">
         <w:r>
@@ -242,14 +242,14 @@
             <w:color w:val="0000EE"/>
             <w:u w:val="single"/>
           </w:rPr>
-          <w:t>民14:27–37</w:t>
+          <w:t>羅14:13–23</w:t>
         </w:r>
       </w:hyperlink>
       <w:r>
         <w:rPr>
           <w:lang w:val="zh_TW" w:bidi="zh_TW"/>
         </w:rPr>
-        <w:t>）。雖然約伯常常發怨言，也受到神的責備，但神仍肯定他為義人，並且責備那些企圖使他閉口的朋友（</w:t>
+        <w:t>；</w:t>
       </w:r>
       <w:hyperlink r:id="rId14">
         <w:r>
@@ -260,14 +260,26 @@
             <w:color w:val="0000EE"/>
             <w:u w:val="single"/>
           </w:rPr>
-          <w:t>約42:7–8</w:t>
+          <w:t>林前8:1–13，</w:t>
         </w:r>
       </w:hyperlink>
-      <w:r>
-        <w:rPr>
-          <w:lang w:val="zh_TW" w:bidi="zh_TW"/>
-        </w:rPr>
-        <w:t>）。</w:t>
+      <w:hyperlink r:id="rId15">
+        <w:r>
+          <w:rPr>
+            <w:lang w:val="zh_TW" w:bidi="zh_TW"/>
+          </w:rPr>
+          <w:rPr>
+            <w:color w:val="0000EE"/>
+            <w:u w:val="single"/>
+          </w:rPr>
+          <w:t>10:23–33</w:t>
+        </w:r>
+      </w:hyperlink>
+      <w:r>
+        <w:rPr>
+          <w:lang w:val="zh_TW" w:bidi="zh_TW"/>
+        </w:rPr>
+        <w:t>）。保羅認為，為自己爭取權利並無多大價值。</w:t>
       </w:r>
     </w:p>
     <w:p>
@@ -281,9 +293,9 @@
         <w:rPr>
           <w:lang w:val="zh_TW" w:bidi="zh_TW"/>
         </w:rPr>
-        <w:t>約伯發怨言，主要是指神沒有給他公平的機會來證明自己的清白。約伯的朋友批評他為自己辯護，但神卻支持約伯的無辜。神以慈愛卻堅定的方式向他顯現，糾正他那過度自我辯解，幾乎指責神不公的態度，並引導約伯將注意力從自身的苦難轉回到神的身上 （</w:t>
-      </w:r>
-      <w:hyperlink r:id="rId15">
+        <w:t>保羅與耶穌一樣，都視愛人為人生的核心準則（</w:t>
+      </w:r>
+      <w:hyperlink r:id="rId16">
         <w:r>
           <w:rPr>
             <w:lang w:val="zh_TW" w:bidi="zh_TW"/>
@@ -292,7 +304,175 @@
             <w:color w:val="0000EE"/>
             <w:u w:val="single"/>
           </w:rPr>
-          <w:t>伯38–41章</w:t>
+          <w:t>羅13:8–10</w:t>
+        </w:r>
+      </w:hyperlink>
+      <w:r>
+        <w:rPr>
+          <w:lang w:val="zh_TW" w:bidi="zh_TW"/>
+        </w:rPr>
+        <w:t>；</w:t>
+      </w:r>
+      <w:hyperlink r:id="rId17">
+        <w:r>
+          <w:rPr>
+            <w:lang w:val="zh_TW" w:bidi="zh_TW"/>
+          </w:rPr>
+          <w:rPr>
+            <w:color w:val="0000EE"/>
+            <w:u w:val="single"/>
+          </w:rPr>
+          <w:t>林前13:1–13</w:t>
+        </w:r>
+      </w:hyperlink>
+      <w:r>
+        <w:rPr>
+          <w:lang w:val="zh_TW" w:bidi="zh_TW"/>
+        </w:rPr>
+        <w:t>；</w:t>
+      </w:r>
+      <w:hyperlink r:id="rId18">
+        <w:r>
+          <w:rPr>
+            <w:lang w:val="zh_TW" w:bidi="zh_TW"/>
+          </w:rPr>
+          <w:rPr>
+            <w:color w:val="0000EE"/>
+            <w:u w:val="single"/>
+          </w:rPr>
+          <w:t>加5:6</w:t>
+        </w:r>
+      </w:hyperlink>
+      <w:r>
+        <w:rPr>
+          <w:lang w:val="zh_TW" w:bidi="zh_TW"/>
+        </w:rPr>
+        <w:t>；見</w:t>
+      </w:r>
+      <w:hyperlink r:id="rId19">
+        <w:r>
+          <w:rPr>
+            <w:lang w:val="zh_TW" w:bidi="zh_TW"/>
+          </w:rPr>
+          <w:rPr>
+            <w:color w:val="0000EE"/>
+            <w:u w:val="single"/>
+          </w:rPr>
+          <w:t>太5:43–44，</w:t>
+        </w:r>
+      </w:hyperlink>
+      <w:hyperlink r:id="rId20">
+        <w:r>
+          <w:rPr>
+            <w:lang w:val="zh_TW" w:bidi="zh_TW"/>
+          </w:rPr>
+          <w:rPr>
+            <w:color w:val="0000EE"/>
+            <w:u w:val="single"/>
+          </w:rPr>
+          <w:t>22:36–39</w:t>
+        </w:r>
+      </w:hyperlink>
+      <w:r>
+        <w:rPr>
+          <w:lang w:val="zh_TW" w:bidi="zh_TW"/>
+        </w:rPr>
+        <w:t>）。真正基督徒的愛總是願意犧牲的，就像基督的愛一樣（</w:t>
+      </w:r>
+      <w:hyperlink r:id="rId21">
+        <w:r>
+          <w:rPr>
+            <w:lang w:val="zh_TW" w:bidi="zh_TW"/>
+          </w:rPr>
+          <w:rPr>
+            <w:color w:val="0000EE"/>
+            <w:u w:val="single"/>
+          </w:rPr>
+          <w:t>林前13:4–7</w:t>
+        </w:r>
+      </w:hyperlink>
+      <w:r>
+        <w:rPr>
+          <w:lang w:val="zh_TW" w:bidi="zh_TW"/>
+        </w:rPr>
+        <w:t>）。基督徒應當注重他人的益處，而非只顧自己（</w:t>
+      </w:r>
+      <w:hyperlink r:id="rId22">
+        <w:r>
+          <w:rPr>
+            <w:lang w:val="zh_TW" w:bidi="zh_TW"/>
+          </w:rPr>
+          <w:rPr>
+            <w:color w:val="0000EE"/>
+            <w:u w:val="single"/>
+          </w:rPr>
+          <w:t>林前10:32–33</w:t>
+        </w:r>
+      </w:hyperlink>
+      <w:r>
+        <w:rPr>
+          <w:lang w:val="zh_TW" w:bidi="zh_TW"/>
+        </w:rPr>
+        <w:t>）。基督為罪人捨命，彰顯何為真正的愛（</w:t>
+      </w:r>
+      <w:hyperlink r:id="rId23">
+        <w:r>
+          <w:rPr>
+            <w:lang w:val="zh_TW" w:bidi="zh_TW"/>
+          </w:rPr>
+          <w:rPr>
+            <w:color w:val="0000EE"/>
+            <w:u w:val="single"/>
+          </w:rPr>
+          <w:t>羅5:6–8，</w:t>
+        </w:r>
+      </w:hyperlink>
+      <w:hyperlink r:id="rId24">
+        <w:r>
+          <w:rPr>
+            <w:lang w:val="zh_TW" w:bidi="zh_TW"/>
+          </w:rPr>
+          <w:rPr>
+            <w:color w:val="0000EE"/>
+            <w:u w:val="single"/>
+          </w:rPr>
+          <w:t>15:1–5</w:t>
+        </w:r>
+      </w:hyperlink>
+      <w:r>
+        <w:rPr>
+          <w:lang w:val="zh_TW" w:bidi="zh_TW"/>
+        </w:rPr>
+        <w:t>；</w:t>
+      </w:r>
+      <w:hyperlink r:id="rId25">
+        <w:r>
+          <w:rPr>
+            <w:lang w:val="zh_TW" w:bidi="zh_TW"/>
+          </w:rPr>
+          <w:rPr>
+            <w:color w:val="0000EE"/>
+            <w:u w:val="single"/>
+          </w:rPr>
+          <w:t>約一4:9–12</w:t>
+        </w:r>
+      </w:hyperlink>
+      <w:r>
+        <w:rPr>
+          <w:lang w:val="zh_TW" w:bidi="zh_TW"/>
+        </w:rPr>
+        <w:t>）。基督徒的生命應當活出基督犧牲的愛。這並不容易，因為它要求人否定自己的私慾（見</w:t>
+      </w:r>
+      <w:hyperlink r:id="rId26">
+        <w:r>
+          <w:rPr>
+            <w:lang w:val="zh_TW" w:bidi="zh_TW"/>
+          </w:rPr>
+          <w:rPr>
+            <w:color w:val="0000EE"/>
+            <w:u w:val="single"/>
+          </w:rPr>
+          <w:t>可8:34–35</w:t>
         </w:r>
       </w:hyperlink>
       <w:r>
@@ -311,147 +491,10 @@
       </w:r>
       <w:r>
         <w:rPr>
-          <w:lang w:val="zh_TW" w:bidi="zh_TW"/>
-        </w:rPr>
-        <w:t>聖經吩咐我們在一切事上要喜樂、凡事感恩（</w:t>
-      </w:r>
-      <w:hyperlink r:id="rId16">
-        <w:r>
-          <w:rPr>
-            <w:lang w:val="zh_TW" w:bidi="zh_TW"/>
-          </w:rPr>
-          <w:rPr>
-            <w:color w:val="0000EE"/>
-            <w:u w:val="single"/>
-          </w:rPr>
-          <w:t>弗5:20</w:t>
-        </w:r>
-      </w:hyperlink>
-      <w:r>
-        <w:rPr>
-          <w:lang w:val="zh_TW" w:bidi="zh_TW"/>
-        </w:rPr>
-        <w:t>；</w:t>
-      </w:r>
-      <w:hyperlink r:id="rId17">
-        <w:r>
-          <w:rPr>
-            <w:lang w:val="zh_TW" w:bidi="zh_TW"/>
-          </w:rPr>
-          <w:rPr>
-            <w:color w:val="0000EE"/>
-            <w:u w:val="single"/>
-          </w:rPr>
-          <w:t>腓4:4</w:t>
-        </w:r>
-      </w:hyperlink>
-      <w:r>
-        <w:rPr>
-          <w:lang w:val="zh_TW" w:bidi="zh_TW"/>
-        </w:rPr>
-        <w:t>；</w:t>
-      </w:r>
-      <w:hyperlink r:id="rId18">
-        <w:r>
-          <w:rPr>
-            <w:lang w:val="zh_TW" w:bidi="zh_TW"/>
-          </w:rPr>
-          <w:rPr>
-            <w:color w:val="0000EE"/>
-            <w:u w:val="single"/>
-          </w:rPr>
-          <w:t>帖前5:16–18</w:t>
-        </w:r>
-      </w:hyperlink>
-      <w:r>
-        <w:rPr>
-          <w:lang w:val="zh_TW" w:bidi="zh_TW"/>
-        </w:rPr>
-        <w:t>），也勉勵我們在苦難中忍耐，恆切禱告（</w:t>
-      </w:r>
-      <w:hyperlink r:id="rId19">
-        <w:r>
-          <w:rPr>
-            <w:lang w:val="zh_TW" w:bidi="zh_TW"/>
-          </w:rPr>
-          <w:rPr>
-            <w:color w:val="0000EE"/>
-            <w:u w:val="single"/>
-          </w:rPr>
-          <w:t>雅5:10–18</w:t>
-        </w:r>
-      </w:hyperlink>
-      <w:r>
-        <w:rPr>
-          <w:lang w:val="zh_TW" w:bidi="zh_TW"/>
-        </w:rPr>
-        <w:t>）。若我們在禱告中感到有抱怨的需要，應效法詩篇的範例，它引導我們重新轉向神（例如，見</w:t>
-      </w:r>
-      <w:hyperlink r:id="rId20">
-        <w:r>
-          <w:rPr>
-            <w:lang w:val="zh_TW" w:bidi="zh_TW"/>
-          </w:rPr>
-          <w:rPr>
-            <w:color w:val="0000EE"/>
-            <w:u w:val="single"/>
-          </w:rPr>
-          <w:t>詩13篇</w:t>
-        </w:r>
-      </w:hyperlink>
-      <w:r>
-        <w:rPr>
-          <w:lang w:val="zh_TW" w:bidi="zh_TW"/>
-        </w:rPr>
-        <w:t>）。約伯的正面榜樣，不在於他如何回應苦難或朋友，而是在於他如何回應神（</w:t>
-      </w:r>
-      <w:hyperlink r:id="rId21">
-        <w:r>
-          <w:rPr>
-            <w:lang w:val="zh_TW" w:bidi="zh_TW"/>
-          </w:rPr>
-          <w:rPr>
-            <w:color w:val="0000EE"/>
-            <w:u w:val="single"/>
-          </w:rPr>
-          <w:t>雅5:11</w:t>
-        </w:r>
-      </w:hyperlink>
-      <w:r>
-        <w:rPr>
-          <w:lang w:val="zh_TW" w:bidi="zh_TW"/>
-        </w:rPr>
-        <w:t>；</w:t>
-      </w:r>
-      <w:hyperlink r:id="rId22">
-        <w:r>
-          <w:rPr>
-            <w:lang w:val="zh_TW" w:bidi="zh_TW"/>
-          </w:rPr>
-          <w:rPr>
-            <w:color w:val="0000EE"/>
-            <w:u w:val="single"/>
-          </w:rPr>
-          <w:t>伯40:3–5，</w:t>
-        </w:r>
-      </w:hyperlink>
-      <w:hyperlink r:id="rId23">
-        <w:r>
-          <w:rPr>
-            <w:lang w:val="zh_TW" w:bidi="zh_TW"/>
-          </w:rPr>
-          <w:rPr>
-            <w:color w:val="0000EE"/>
-            <w:u w:val="single"/>
-          </w:rPr>
-          <w:t>42:1–6</w:t>
-        </w:r>
-      </w:hyperlink>
-      <w:r>
-        <w:rPr>
-          <w:lang w:val="zh_TW" w:bidi="zh_TW"/>
-        </w:rPr>
-        <w:t>）。即使身處困苦與迷惘之中，我們仍能承認神的主權與良善。</w:t>
+          <w:u w:val="single"/>
+          <w:lang w:val="zh_TW" w:bidi="zh_TW"/>
+        </w:rPr>
+        <w:t>進深研究的經文段落</w:t>
       </w:r>
     </w:p>
     <w:p>
@@ -461,20 +504,113 @@
           <w:lang w:val="zh_TW" w:bidi="zh_TW"/>
         </w:rPr>
       </w:r>
-      <w:r>
-        <w:rPr>
-          <w:u w:val="single"/>
-          <w:lang w:val="zh_TW" w:bidi="zh_TW"/>
-        </w:rPr>
-        <w:t>進深研究的經文段落</w:t>
-      </w:r>
-    </w:p>
-    <w:p>
-      <w:pPr/>
-      <w:r>
-        <w:rPr>
-          <w:lang w:val="zh_TW" w:bidi="zh_TW"/>
-        </w:rPr>
+      <w:hyperlink r:id="rId27">
+        <w:r>
+          <w:rPr>
+            <w:lang w:val="zh_TW" w:bidi="zh_TW"/>
+          </w:rPr>
+          <w:rPr>
+            <w:color w:val="0000EE"/>
+            <w:u w:val="single"/>
+          </w:rPr>
+          <w:t>太5:38–48</w:t>
+        </w:r>
+      </w:hyperlink>
+      <w:r>
+        <w:rPr>
+          <w:lang w:val="zh_TW" w:bidi="zh_TW"/>
+        </w:rPr>
+        <w:t>，</w:t>
+      </w:r>
+      <w:hyperlink r:id="rId28">
+        <w:r>
+          <w:rPr>
+            <w:lang w:val="zh_TW" w:bidi="zh_TW"/>
+          </w:rPr>
+          <w:rPr>
+            <w:color w:val="0000EE"/>
+            <w:u w:val="single"/>
+          </w:rPr>
+          <w:t>16:24–27</w:t>
+        </w:r>
+      </w:hyperlink>
+      <w:r>
+        <w:rPr>
+          <w:lang w:val="zh_TW" w:bidi="zh_TW"/>
+        </w:rPr>
+        <w:t>，</w:t>
+      </w:r>
+      <w:hyperlink r:id="rId29">
+        <w:r>
+          <w:rPr>
+            <w:lang w:val="zh_TW" w:bidi="zh_TW"/>
+          </w:rPr>
+          <w:rPr>
+            <w:color w:val="0000EE"/>
+            <w:u w:val="single"/>
+          </w:rPr>
+          <w:t>22:37–39</w:t>
+        </w:r>
+      </w:hyperlink>
+      <w:r>
+        <w:rPr>
+          <w:lang w:val="zh_TW" w:bidi="zh_TW"/>
+        </w:rPr>
+        <w:t>；</w:t>
+      </w:r>
+      <w:hyperlink r:id="rId23">
+        <w:r>
+          <w:rPr>
+            <w:lang w:val="zh_TW" w:bidi="zh_TW"/>
+          </w:rPr>
+          <w:rPr>
+            <w:color w:val="0000EE"/>
+            <w:u w:val="single"/>
+          </w:rPr>
+          <w:t>羅5:6–8</w:t>
+        </w:r>
+      </w:hyperlink>
+      <w:r>
+        <w:rPr>
+          <w:lang w:val="zh_TW" w:bidi="zh_TW"/>
+        </w:rPr>
+        <w:t>，</w:t>
+      </w:r>
+      <w:hyperlink r:id="rId16">
+        <w:r>
+          <w:rPr>
+            <w:lang w:val="zh_TW" w:bidi="zh_TW"/>
+          </w:rPr>
+          <w:rPr>
+            <w:color w:val="0000EE"/>
+            <w:u w:val="single"/>
+          </w:rPr>
+          <w:t>13:8–10</w:t>
+        </w:r>
+      </w:hyperlink>
+      <w:r>
+        <w:rPr>
+          <w:lang w:val="zh_TW" w:bidi="zh_TW"/>
+        </w:rPr>
+        <w:t>，</w:t>
+      </w:r>
+      <w:hyperlink r:id="rId30">
+        <w:r>
+          <w:rPr>
+            <w:lang w:val="zh_TW" w:bidi="zh_TW"/>
+          </w:rPr>
+          <w:rPr>
+            <w:color w:val="0000EE"/>
+            <w:u w:val="single"/>
+          </w:rPr>
+          <w:t>14:15–22</w:t>
+        </w:r>
+      </w:hyperlink>
+      <w:r>
+        <w:rPr>
+          <w:lang w:val="zh_TW" w:bidi="zh_TW"/>
+        </w:rPr>
+        <w:t>，</w:t>
       </w:r>
       <w:hyperlink r:id="rId24">
         <w:r>
@@ -485,9 +621,171 @@
             <w:color w:val="0000EE"/>
             <w:u w:val="single"/>
           </w:rPr>
-          <w:t>創4:13–14；</w:t>
+          <w:t>15:1–5</w:t>
         </w:r>
       </w:hyperlink>
+      <w:r>
+        <w:rPr>
+          <w:lang w:val="zh_TW" w:bidi="zh_TW"/>
+        </w:rPr>
+        <w:t>；</w:t>
+      </w:r>
+      <w:hyperlink r:id="rId14">
+        <w:r>
+          <w:rPr>
+            <w:lang w:val="zh_TW" w:bidi="zh_TW"/>
+          </w:rPr>
+          <w:rPr>
+            <w:color w:val="0000EE"/>
+            <w:u w:val="single"/>
+          </w:rPr>
+          <w:t>林前8:1–13</w:t>
+        </w:r>
+      </w:hyperlink>
+      <w:r>
+        <w:rPr>
+          <w:lang w:val="zh_TW" w:bidi="zh_TW"/>
+        </w:rPr>
+        <w:t>，</w:t>
+      </w:r>
+      <w:hyperlink r:id="rId31">
+        <w:r>
+          <w:rPr>
+            <w:lang w:val="zh_TW" w:bidi="zh_TW"/>
+          </w:rPr>
+          <w:rPr>
+            <w:color w:val="0000EE"/>
+            <w:u w:val="single"/>
+          </w:rPr>
+          <w:t>9:1–23</w:t>
+        </w:r>
+      </w:hyperlink>
+      <w:r>
+        <w:rPr>
+          <w:lang w:val="zh_TW" w:bidi="zh_TW"/>
+        </w:rPr>
+        <w:t>，</w:t>
+      </w:r>
+      <w:hyperlink r:id="rId32">
+        <w:r>
+          <w:rPr>
+            <w:lang w:val="zh_TW" w:bidi="zh_TW"/>
+          </w:rPr>
+          <w:rPr>
+            <w:color w:val="0000EE"/>
+            <w:u w:val="single"/>
+          </w:rPr>
+          <w:t>10:23–24</w:t>
+        </w:r>
+      </w:hyperlink>
+      <w:r>
+        <w:rPr>
+          <w:lang w:val="zh_TW" w:bidi="zh_TW"/>
+        </w:rPr>
+        <w:t>、</w:t>
+      </w:r>
+      <w:hyperlink r:id="rId33">
+        <w:r>
+          <w:rPr>
+            <w:lang w:val="zh_TW" w:bidi="zh_TW"/>
+          </w:rPr>
+          <w:rPr>
+            <w:color w:val="0000EE"/>
+            <w:u w:val="single"/>
+          </w:rPr>
+          <w:t>31–33，</w:t>
+        </w:r>
+      </w:hyperlink>
+      <w:hyperlink r:id="rId21">
+        <w:r>
+          <w:rPr>
+            <w:lang w:val="zh_TW" w:bidi="zh_TW"/>
+          </w:rPr>
+          <w:rPr>
+            <w:color w:val="0000EE"/>
+            <w:u w:val="single"/>
+          </w:rPr>
+          <w:t>13:4–7</w:t>
+        </w:r>
+      </w:hyperlink>
+      <w:r>
+        <w:rPr>
+          <w:lang w:val="zh_TW" w:bidi="zh_TW"/>
+        </w:rPr>
+        <w:t>；</w:t>
+      </w:r>
+      <w:hyperlink r:id="rId18">
+        <w:r>
+          <w:rPr>
+            <w:lang w:val="zh_TW" w:bidi="zh_TW"/>
+          </w:rPr>
+          <w:rPr>
+            <w:color w:val="0000EE"/>
+            <w:u w:val="single"/>
+          </w:rPr>
+          <w:t>加5:6</w:t>
+        </w:r>
+      </w:hyperlink>
+      <w:r>
+        <w:rPr>
+          <w:lang w:val="zh_TW" w:bidi="zh_TW"/>
+        </w:rPr>
+        <w:t>；</w:t>
+      </w:r>
+      <w:hyperlink r:id="rId34">
+        <w:r>
+          <w:rPr>
+            <w:lang w:val="zh_TW" w:bidi="zh_TW"/>
+          </w:rPr>
+          <w:rPr>
+            <w:color w:val="0000EE"/>
+            <w:u w:val="single"/>
+          </w:rPr>
+          <w:t>腓2:3–4</w:t>
+        </w:r>
+      </w:hyperlink>
+      <w:r>
+        <w:rPr>
+          <w:lang w:val="zh_TW" w:bidi="zh_TW"/>
+        </w:rPr>
+        <w:t>；</w:t>
+      </w:r>
+      <w:hyperlink r:id="rId35">
+        <w:r>
+          <w:rPr>
+            <w:lang w:val="zh_TW" w:bidi="zh_TW"/>
+          </w:rPr>
+          <w:rPr>
+            <w:color w:val="0000EE"/>
+            <w:u w:val="single"/>
+          </w:rPr>
+          <w:t>提後2:9–13</w:t>
+        </w:r>
+      </w:hyperlink>
+      <w:r>
+        <w:rPr>
+          <w:lang w:val="zh_TW" w:bidi="zh_TW"/>
+        </w:rPr>
+        <w:t>；</w:t>
+      </w:r>
+      <w:hyperlink r:id="rId36">
+        <w:r>
+          <w:rPr>
+            <w:lang w:val="zh_TW" w:bidi="zh_TW"/>
+          </w:rPr>
+          <w:rPr>
+            <w:color w:val="0000EE"/>
+            <w:u w:val="single"/>
+          </w:rPr>
+          <w:t>來11:24–26</w:t>
+        </w:r>
+      </w:hyperlink>
+      <w:r>
+        <w:rPr>
+          <w:lang w:val="zh_TW" w:bidi="zh_TW"/>
+        </w:rPr>
+        <w:t>；</w:t>
+      </w:r>
       <w:hyperlink r:id="rId25">
         <w:r>
           <w:rPr>
@@ -497,223 +795,7 @@
             <w:color w:val="0000EE"/>
             <w:u w:val="single"/>
           </w:rPr>
-          <w:t>出16:2–18；</w:t>
-        </w:r>
-      </w:hyperlink>
-      <w:hyperlink r:id="rId13">
-        <w:r>
-          <w:rPr>
-            <w:lang w:val="zh_TW" w:bidi="zh_TW"/>
-          </w:rPr>
-          <w:rPr>
-            <w:color w:val="0000EE"/>
-            <w:u w:val="single"/>
-          </w:rPr>
-          <w:t>民14:27–37；</w:t>
-        </w:r>
-      </w:hyperlink>
-      <w:hyperlink r:id="rId26">
-        <w:r>
-          <w:rPr>
-            <w:lang w:val="zh_TW" w:bidi="zh_TW"/>
-          </w:rPr>
-          <w:rPr>
-            <w:color w:val="0000EE"/>
-            <w:u w:val="single"/>
-          </w:rPr>
-          <w:t>王上19:3–18；</w:t>
-        </w:r>
-      </w:hyperlink>
-      <w:hyperlink r:id="rId27">
-        <w:r>
-          <w:rPr>
-            <w:lang w:val="zh_TW" w:bidi="zh_TW"/>
-          </w:rPr>
-          <w:rPr>
-            <w:color w:val="0000EE"/>
-            <w:u w:val="single"/>
-          </w:rPr>
-          <w:t>伯3:1–26</w:t>
-        </w:r>
-      </w:hyperlink>
-      <w:r>
-        <w:rPr>
-          <w:lang w:val="zh_TW" w:bidi="zh_TW"/>
-        </w:rPr>
-        <w:t>，</w:t>
-      </w:r>
-      <w:hyperlink r:id="rId28">
-        <w:r>
-          <w:rPr>
-            <w:lang w:val="zh_TW" w:bidi="zh_TW"/>
-          </w:rPr>
-          <w:rPr>
-            <w:color w:val="0000EE"/>
-            <w:u w:val="single"/>
-          </w:rPr>
-          <w:t>伯6:1–7:21；</w:t>
-        </w:r>
-      </w:hyperlink>
-      <w:hyperlink r:id="rId29">
-        <w:r>
-          <w:rPr>
-            <w:lang w:val="zh_TW" w:bidi="zh_TW"/>
-          </w:rPr>
-          <w:rPr>
-            <w:color w:val="0000EE"/>
-            <w:u w:val="single"/>
-          </w:rPr>
-          <w:t>詩38篇</w:t>
-        </w:r>
-      </w:hyperlink>
-      <w:r>
-        <w:rPr>
-          <w:lang w:val="zh_TW" w:bidi="zh_TW"/>
-        </w:rPr>
-        <w:t>，</w:t>
-      </w:r>
-      <w:hyperlink r:id="rId30">
-        <w:r>
-          <w:rPr>
-            <w:lang w:val="zh_TW" w:bidi="zh_TW"/>
-          </w:rPr>
-          <w:rPr>
-            <w:color w:val="0000EE"/>
-            <w:u w:val="single"/>
-          </w:rPr>
-          <w:t>詩39篇</w:t>
-        </w:r>
-      </w:hyperlink>
-      <w:r>
-        <w:rPr>
-          <w:lang w:val="zh_TW" w:bidi="zh_TW"/>
-        </w:rPr>
-        <w:t>，</w:t>
-      </w:r>
-      <w:hyperlink r:id="rId31">
-        <w:r>
-          <w:rPr>
-            <w:lang w:val="zh_TW" w:bidi="zh_TW"/>
-          </w:rPr>
-          <w:rPr>
-            <w:color w:val="0000EE"/>
-            <w:u w:val="single"/>
-          </w:rPr>
-          <w:t>詩44篇</w:t>
-        </w:r>
-      </w:hyperlink>
-      <w:r>
-        <w:rPr>
-          <w:lang w:val="zh_TW" w:bidi="zh_TW"/>
-        </w:rPr>
-        <w:t>，</w:t>
-      </w:r>
-      <w:hyperlink r:id="rId32">
-        <w:r>
-          <w:rPr>
-            <w:lang w:val="zh_TW" w:bidi="zh_TW"/>
-          </w:rPr>
-          <w:rPr>
-            <w:color w:val="0000EE"/>
-            <w:u w:val="single"/>
-          </w:rPr>
-          <w:t>詩73篇；</w:t>
-        </w:r>
-      </w:hyperlink>
-      <w:hyperlink r:id="rId33">
-        <w:r>
-          <w:rPr>
-            <w:lang w:val="zh_TW" w:bidi="zh_TW"/>
-          </w:rPr>
-          <w:rPr>
-            <w:color w:val="0000EE"/>
-            <w:u w:val="single"/>
-          </w:rPr>
-          <w:t>耶20:14–18；</w:t>
-        </w:r>
-      </w:hyperlink>
-      <w:hyperlink r:id="rId34">
-        <w:r>
-          <w:rPr>
-            <w:lang w:val="zh_TW" w:bidi="zh_TW"/>
-          </w:rPr>
-          <w:rPr>
-            <w:color w:val="0000EE"/>
-            <w:u w:val="single"/>
-          </w:rPr>
-          <w:t>拿4:1–11；</w:t>
-        </w:r>
-      </w:hyperlink>
-      <w:hyperlink r:id="rId35">
-        <w:r>
-          <w:rPr>
-            <w:lang w:val="zh_TW" w:bidi="zh_TW"/>
-          </w:rPr>
-          <w:rPr>
-            <w:color w:val="0000EE"/>
-            <w:u w:val="single"/>
-          </w:rPr>
-          <w:t>太27:46；</w:t>
-        </w:r>
-      </w:hyperlink>
-      <w:hyperlink r:id="rId36">
-        <w:r>
-          <w:rPr>
-            <w:lang w:val="zh_TW" w:bidi="zh_TW"/>
-          </w:rPr>
-          <w:rPr>
-            <w:color w:val="0000EE"/>
-            <w:u w:val="single"/>
-          </w:rPr>
-          <w:t>約6:41–59；</w:t>
-        </w:r>
-      </w:hyperlink>
-      <w:hyperlink r:id="rId37">
-        <w:r>
-          <w:rPr>
-            <w:lang w:val="zh_TW" w:bidi="zh_TW"/>
-          </w:rPr>
-          <w:rPr>
-            <w:color w:val="0000EE"/>
-            <w:u w:val="single"/>
-          </w:rPr>
-          <w:t>林前10:1–10；</w:t>
-        </w:r>
-      </w:hyperlink>
-      <w:hyperlink r:id="rId16">
-        <w:r>
-          <w:rPr>
-            <w:lang w:val="zh_TW" w:bidi="zh_TW"/>
-          </w:rPr>
-          <w:rPr>
-            <w:color w:val="0000EE"/>
-            <w:u w:val="single"/>
-          </w:rPr>
-          <w:t>弗5:20；</w:t>
-        </w:r>
-      </w:hyperlink>
-      <w:hyperlink r:id="rId38">
-        <w:r>
-          <w:rPr>
-            <w:lang w:val="zh_TW" w:bidi="zh_TW"/>
-          </w:rPr>
-          <w:rPr>
-            <w:color w:val="0000EE"/>
-            <w:u w:val="single"/>
-          </w:rPr>
-          <w:t>腓2:14–15；</w:t>
-        </w:r>
-      </w:hyperlink>
-      <w:hyperlink r:id="rId39">
-        <w:r>
-          <w:rPr>
-            <w:lang w:val="zh_TW" w:bidi="zh_TW"/>
-          </w:rPr>
-          <w:rPr>
-            <w:color w:val="0000EE"/>
-            <w:u w:val="single"/>
-          </w:rPr>
-          <w:t>雅5:9–11</w:t>
+          <w:t>約一4:9–12</w:t>
         </w:r>
       </w:hyperlink>
       <w:r>

--- a/zht/docx/018.content.docx
+++ b/zht/docx/018.content.docx
@@ -19,7 +19,7 @@
         <w:rPr>
           <w:lang w:val="zh_TW" w:bidi="zh_TW"/>
         </w:rPr>
-        <w:t>Resource: Tyndale Open Study Notes</w:t>
+        <w:t>Resource: Aquifer Open Study Notes (Themes)</w:t>
       </w:r>
       <w:r>
         <w:rPr>
@@ -112,7 +112,7 @@
         <w:rPr>
           <w:lang w:val="zh_TW" w:bidi="zh_TW"/>
         </w:rPr>
-        <w:t>Tyndale Open Study Notes</w:t>
+        <w:t>Aquifer Open Study Notes (Themes)</w:t>
       </w:r>
     </w:p>
     <w:p>

--- a/zht/docx/018.content.docx
+++ b/zht/docx/018.content.docx
@@ -233,48 +233,30 @@
         </w:rPr>
         <w:t>使徒保羅從未教導基督徒要為自己爭取權利。相反，他強調基督徒應當願意為他人的益處放棄自己的權利。基督徒不受許多其他人遵循的規則約束，但若某些自由的行為可能導致他人犯罪，他們就應當甘心放棄這些自由（</w:t>
       </w:r>
-      <w:hyperlink r:id="rId13">
-        <w:r>
-          <w:rPr>
-            <w:lang w:val="zh_TW" w:bidi="zh_TW"/>
-          </w:rPr>
-          <w:rPr>
-            <w:color w:val="0000EE"/>
-            <w:u w:val="single"/>
-          </w:rPr>
-          <w:t>羅14:13–23</w:t>
-        </w:r>
-      </w:hyperlink>
+      <w:r>
+        <w:rPr>
+          <w:lang w:val="zh_TW" w:bidi="zh_TW"/>
+        </w:rPr>
+        <w:t>羅14:13–23</w:t>
+      </w:r>
       <w:r>
         <w:rPr>
           <w:lang w:val="zh_TW" w:bidi="zh_TW"/>
         </w:rPr>
         <w:t>；</w:t>
       </w:r>
-      <w:hyperlink r:id="rId14">
-        <w:r>
-          <w:rPr>
-            <w:lang w:val="zh_TW" w:bidi="zh_TW"/>
-          </w:rPr>
-          <w:rPr>
-            <w:color w:val="0000EE"/>
-            <w:u w:val="single"/>
-          </w:rPr>
-          <w:t>林前8:1–13，</w:t>
-        </w:r>
-      </w:hyperlink>
-      <w:hyperlink r:id="rId15">
-        <w:r>
-          <w:rPr>
-            <w:lang w:val="zh_TW" w:bidi="zh_TW"/>
-          </w:rPr>
-          <w:rPr>
-            <w:color w:val="0000EE"/>
-            <w:u w:val="single"/>
-          </w:rPr>
-          <w:t>10:23–33</w:t>
-        </w:r>
-      </w:hyperlink>
+      <w:r>
+        <w:rPr>
+          <w:lang w:val="zh_TW" w:bidi="zh_TW"/>
+        </w:rPr>
+        <w:t>林前8:1–13，</w:t>
+      </w:r>
+      <w:r>
+        <w:rPr>
+          <w:lang w:val="zh_TW" w:bidi="zh_TW"/>
+        </w:rPr>
+        <w:t>10:23–33</w:t>
+      </w:r>
       <w:r>
         <w:rPr>
           <w:lang w:val="zh_TW" w:bidi="zh_TW"/>
@@ -295,186 +277,120 @@
         </w:rPr>
         <w:t>保羅與耶穌一樣，都視愛人為人生的核心準則（</w:t>
       </w:r>
-      <w:hyperlink r:id="rId16">
-        <w:r>
-          <w:rPr>
-            <w:lang w:val="zh_TW" w:bidi="zh_TW"/>
-          </w:rPr>
-          <w:rPr>
-            <w:color w:val="0000EE"/>
-            <w:u w:val="single"/>
-          </w:rPr>
-          <w:t>羅13:8–10</w:t>
-        </w:r>
-      </w:hyperlink>
+      <w:r>
+        <w:rPr>
+          <w:lang w:val="zh_TW" w:bidi="zh_TW"/>
+        </w:rPr>
+        <w:t>羅13:8–10</w:t>
+      </w:r>
       <w:r>
         <w:rPr>
           <w:lang w:val="zh_TW" w:bidi="zh_TW"/>
         </w:rPr>
         <w:t>；</w:t>
       </w:r>
-      <w:hyperlink r:id="rId17">
-        <w:r>
-          <w:rPr>
-            <w:lang w:val="zh_TW" w:bidi="zh_TW"/>
-          </w:rPr>
-          <w:rPr>
-            <w:color w:val="0000EE"/>
-            <w:u w:val="single"/>
-          </w:rPr>
-          <w:t>林前13:1–13</w:t>
-        </w:r>
-      </w:hyperlink>
+      <w:r>
+        <w:rPr>
+          <w:lang w:val="zh_TW" w:bidi="zh_TW"/>
+        </w:rPr>
+        <w:t>林前13:1–13</w:t>
+      </w:r>
       <w:r>
         <w:rPr>
           <w:lang w:val="zh_TW" w:bidi="zh_TW"/>
         </w:rPr>
         <w:t>；</w:t>
       </w:r>
-      <w:hyperlink r:id="rId18">
-        <w:r>
-          <w:rPr>
-            <w:lang w:val="zh_TW" w:bidi="zh_TW"/>
-          </w:rPr>
-          <w:rPr>
-            <w:color w:val="0000EE"/>
-            <w:u w:val="single"/>
-          </w:rPr>
-          <w:t>加5:6</w:t>
-        </w:r>
-      </w:hyperlink>
+      <w:r>
+        <w:rPr>
+          <w:lang w:val="zh_TW" w:bidi="zh_TW"/>
+        </w:rPr>
+        <w:t>加5:6</w:t>
+      </w:r>
       <w:r>
         <w:rPr>
           <w:lang w:val="zh_TW" w:bidi="zh_TW"/>
         </w:rPr>
         <w:t>；見</w:t>
       </w:r>
-      <w:hyperlink r:id="rId19">
-        <w:r>
-          <w:rPr>
-            <w:lang w:val="zh_TW" w:bidi="zh_TW"/>
-          </w:rPr>
-          <w:rPr>
-            <w:color w:val="0000EE"/>
-            <w:u w:val="single"/>
-          </w:rPr>
-          <w:t>太5:43–44，</w:t>
-        </w:r>
-      </w:hyperlink>
-      <w:hyperlink r:id="rId20">
-        <w:r>
-          <w:rPr>
-            <w:lang w:val="zh_TW" w:bidi="zh_TW"/>
-          </w:rPr>
-          <w:rPr>
-            <w:color w:val="0000EE"/>
-            <w:u w:val="single"/>
-          </w:rPr>
-          <w:t>22:36–39</w:t>
-        </w:r>
-      </w:hyperlink>
+      <w:r>
+        <w:rPr>
+          <w:lang w:val="zh_TW" w:bidi="zh_TW"/>
+        </w:rPr>
+        <w:t>太5:43–44，</w:t>
+      </w:r>
+      <w:r>
+        <w:rPr>
+          <w:lang w:val="zh_TW" w:bidi="zh_TW"/>
+        </w:rPr>
+        <w:t>22:36–39</w:t>
+      </w:r>
       <w:r>
         <w:rPr>
           <w:lang w:val="zh_TW" w:bidi="zh_TW"/>
         </w:rPr>
         <w:t>）。真正基督徒的愛總是願意犧牲的，就像基督的愛一樣（</w:t>
       </w:r>
-      <w:hyperlink r:id="rId21">
-        <w:r>
-          <w:rPr>
-            <w:lang w:val="zh_TW" w:bidi="zh_TW"/>
-          </w:rPr>
-          <w:rPr>
-            <w:color w:val="0000EE"/>
-            <w:u w:val="single"/>
-          </w:rPr>
-          <w:t>林前13:4–7</w:t>
-        </w:r>
-      </w:hyperlink>
+      <w:r>
+        <w:rPr>
+          <w:lang w:val="zh_TW" w:bidi="zh_TW"/>
+        </w:rPr>
+        <w:t>林前13:4–7</w:t>
+      </w:r>
       <w:r>
         <w:rPr>
           <w:lang w:val="zh_TW" w:bidi="zh_TW"/>
         </w:rPr>
         <w:t>）。基督徒應當注重他人的益處，而非只顧自己（</w:t>
       </w:r>
-      <w:hyperlink r:id="rId22">
-        <w:r>
-          <w:rPr>
-            <w:lang w:val="zh_TW" w:bidi="zh_TW"/>
-          </w:rPr>
-          <w:rPr>
-            <w:color w:val="0000EE"/>
-            <w:u w:val="single"/>
-          </w:rPr>
-          <w:t>林前10:32–33</w:t>
-        </w:r>
-      </w:hyperlink>
+      <w:r>
+        <w:rPr>
+          <w:lang w:val="zh_TW" w:bidi="zh_TW"/>
+        </w:rPr>
+        <w:t>林前10:32–33</w:t>
+      </w:r>
       <w:r>
         <w:rPr>
           <w:lang w:val="zh_TW" w:bidi="zh_TW"/>
         </w:rPr>
         <w:t>）。基督為罪人捨命，彰顯何為真正的愛（</w:t>
       </w:r>
-      <w:hyperlink r:id="rId23">
-        <w:r>
-          <w:rPr>
-            <w:lang w:val="zh_TW" w:bidi="zh_TW"/>
-          </w:rPr>
-          <w:rPr>
-            <w:color w:val="0000EE"/>
-            <w:u w:val="single"/>
-          </w:rPr>
-          <w:t>羅5:6–8，</w:t>
-        </w:r>
-      </w:hyperlink>
-      <w:hyperlink r:id="rId24">
-        <w:r>
-          <w:rPr>
-            <w:lang w:val="zh_TW" w:bidi="zh_TW"/>
-          </w:rPr>
-          <w:rPr>
-            <w:color w:val="0000EE"/>
-            <w:u w:val="single"/>
-          </w:rPr>
-          <w:t>15:1–5</w:t>
-        </w:r>
-      </w:hyperlink>
+      <w:r>
+        <w:rPr>
+          <w:lang w:val="zh_TW" w:bidi="zh_TW"/>
+        </w:rPr>
+        <w:t>羅5:6–8，</w:t>
+      </w:r>
+      <w:r>
+        <w:rPr>
+          <w:lang w:val="zh_TW" w:bidi="zh_TW"/>
+        </w:rPr>
+        <w:t>15:1–5</w:t>
+      </w:r>
       <w:r>
         <w:rPr>
           <w:lang w:val="zh_TW" w:bidi="zh_TW"/>
         </w:rPr>
         <w:t>；</w:t>
       </w:r>
-      <w:hyperlink r:id="rId25">
-        <w:r>
-          <w:rPr>
-            <w:lang w:val="zh_TW" w:bidi="zh_TW"/>
-          </w:rPr>
-          <w:rPr>
-            <w:color w:val="0000EE"/>
-            <w:u w:val="single"/>
-          </w:rPr>
-          <w:t>約一4:9–12</w:t>
-        </w:r>
-      </w:hyperlink>
+      <w:r>
+        <w:rPr>
+          <w:lang w:val="zh_TW" w:bidi="zh_TW"/>
+        </w:rPr>
+        <w:t>約一4:9–12</w:t>
+      </w:r>
       <w:r>
         <w:rPr>
           <w:lang w:val="zh_TW" w:bidi="zh_TW"/>
         </w:rPr>
         <w:t>）。基督徒的生命應當活出基督犧牲的愛。這並不容易，因為它要求人否定自己的私慾（見</w:t>
       </w:r>
-      <w:hyperlink r:id="rId26">
-        <w:r>
-          <w:rPr>
-            <w:lang w:val="zh_TW" w:bidi="zh_TW"/>
-          </w:rPr>
-          <w:rPr>
-            <w:color w:val="0000EE"/>
-            <w:u w:val="single"/>
-          </w:rPr>
-          <w:t>可8:34–35</w:t>
-        </w:r>
-      </w:hyperlink>
+      <w:r>
+        <w:rPr>
+          <w:lang w:val="zh_TW" w:bidi="zh_TW"/>
+        </w:rPr>
+        <w:t>可8:34–35</w:t>
+      </w:r>
       <w:r>
         <w:rPr>
           <w:lang w:val="zh_TW" w:bidi="zh_TW"/>
@@ -504,300 +420,198 @@
           <w:lang w:val="zh_TW" w:bidi="zh_TW"/>
         </w:rPr>
       </w:r>
-      <w:hyperlink r:id="rId27">
-        <w:r>
-          <w:rPr>
-            <w:lang w:val="zh_TW" w:bidi="zh_TW"/>
-          </w:rPr>
-          <w:rPr>
-            <w:color w:val="0000EE"/>
-            <w:u w:val="single"/>
-          </w:rPr>
-          <w:t>太5:38–48</w:t>
-        </w:r>
-      </w:hyperlink>
+      <w:r>
+        <w:rPr>
+          <w:lang w:val="zh_TW" w:bidi="zh_TW"/>
+        </w:rPr>
+        <w:t>太5:38–48</w:t>
+      </w:r>
       <w:r>
         <w:rPr>
           <w:lang w:val="zh_TW" w:bidi="zh_TW"/>
         </w:rPr>
         <w:t>，</w:t>
       </w:r>
-      <w:hyperlink r:id="rId28">
-        <w:r>
-          <w:rPr>
-            <w:lang w:val="zh_TW" w:bidi="zh_TW"/>
-          </w:rPr>
-          <w:rPr>
-            <w:color w:val="0000EE"/>
-            <w:u w:val="single"/>
-          </w:rPr>
-          <w:t>16:24–27</w:t>
-        </w:r>
-      </w:hyperlink>
+      <w:r>
+        <w:rPr>
+          <w:lang w:val="zh_TW" w:bidi="zh_TW"/>
+        </w:rPr>
+        <w:t>16:24–27</w:t>
+      </w:r>
       <w:r>
         <w:rPr>
           <w:lang w:val="zh_TW" w:bidi="zh_TW"/>
         </w:rPr>
         <w:t>，</w:t>
       </w:r>
-      <w:hyperlink r:id="rId29">
-        <w:r>
-          <w:rPr>
-            <w:lang w:val="zh_TW" w:bidi="zh_TW"/>
-          </w:rPr>
-          <w:rPr>
-            <w:color w:val="0000EE"/>
-            <w:u w:val="single"/>
-          </w:rPr>
-          <w:t>22:37–39</w:t>
-        </w:r>
-      </w:hyperlink>
+      <w:r>
+        <w:rPr>
+          <w:lang w:val="zh_TW" w:bidi="zh_TW"/>
+        </w:rPr>
+        <w:t>22:37–39</w:t>
+      </w:r>
       <w:r>
         <w:rPr>
           <w:lang w:val="zh_TW" w:bidi="zh_TW"/>
         </w:rPr>
         <w:t>；</w:t>
       </w:r>
-      <w:hyperlink r:id="rId23">
-        <w:r>
-          <w:rPr>
-            <w:lang w:val="zh_TW" w:bidi="zh_TW"/>
-          </w:rPr>
-          <w:rPr>
-            <w:color w:val="0000EE"/>
-            <w:u w:val="single"/>
-          </w:rPr>
-          <w:t>羅5:6–8</w:t>
-        </w:r>
-      </w:hyperlink>
+      <w:r>
+        <w:rPr>
+          <w:lang w:val="zh_TW" w:bidi="zh_TW"/>
+        </w:rPr>
+        <w:t>羅5:6–8</w:t>
+      </w:r>
       <w:r>
         <w:rPr>
           <w:lang w:val="zh_TW" w:bidi="zh_TW"/>
         </w:rPr>
         <w:t>，</w:t>
       </w:r>
-      <w:hyperlink r:id="rId16">
-        <w:r>
-          <w:rPr>
-            <w:lang w:val="zh_TW" w:bidi="zh_TW"/>
-          </w:rPr>
-          <w:rPr>
-            <w:color w:val="0000EE"/>
-            <w:u w:val="single"/>
-          </w:rPr>
-          <w:t>13:8–10</w:t>
-        </w:r>
-      </w:hyperlink>
+      <w:r>
+        <w:rPr>
+          <w:lang w:val="zh_TW" w:bidi="zh_TW"/>
+        </w:rPr>
+        <w:t>13:8–10</w:t>
+      </w:r>
       <w:r>
         <w:rPr>
           <w:lang w:val="zh_TW" w:bidi="zh_TW"/>
         </w:rPr>
         <w:t>，</w:t>
       </w:r>
-      <w:hyperlink r:id="rId30">
-        <w:r>
-          <w:rPr>
-            <w:lang w:val="zh_TW" w:bidi="zh_TW"/>
-          </w:rPr>
-          <w:rPr>
-            <w:color w:val="0000EE"/>
-            <w:u w:val="single"/>
-          </w:rPr>
-          <w:t>14:15–22</w:t>
-        </w:r>
-      </w:hyperlink>
+      <w:r>
+        <w:rPr>
+          <w:lang w:val="zh_TW" w:bidi="zh_TW"/>
+        </w:rPr>
+        <w:t>14:15–22</w:t>
+      </w:r>
       <w:r>
         <w:rPr>
           <w:lang w:val="zh_TW" w:bidi="zh_TW"/>
         </w:rPr>
         <w:t>，</w:t>
       </w:r>
-      <w:hyperlink r:id="rId24">
-        <w:r>
-          <w:rPr>
-            <w:lang w:val="zh_TW" w:bidi="zh_TW"/>
-          </w:rPr>
-          <w:rPr>
-            <w:color w:val="0000EE"/>
-            <w:u w:val="single"/>
-          </w:rPr>
-          <w:t>15:1–5</w:t>
-        </w:r>
-      </w:hyperlink>
+      <w:r>
+        <w:rPr>
+          <w:lang w:val="zh_TW" w:bidi="zh_TW"/>
+        </w:rPr>
+        <w:t>15:1–5</w:t>
+      </w:r>
       <w:r>
         <w:rPr>
           <w:lang w:val="zh_TW" w:bidi="zh_TW"/>
         </w:rPr>
         <w:t>；</w:t>
       </w:r>
-      <w:hyperlink r:id="rId14">
-        <w:r>
-          <w:rPr>
-            <w:lang w:val="zh_TW" w:bidi="zh_TW"/>
-          </w:rPr>
-          <w:rPr>
-            <w:color w:val="0000EE"/>
-            <w:u w:val="single"/>
-          </w:rPr>
-          <w:t>林前8:1–13</w:t>
-        </w:r>
-      </w:hyperlink>
+      <w:r>
+        <w:rPr>
+          <w:lang w:val="zh_TW" w:bidi="zh_TW"/>
+        </w:rPr>
+        <w:t>林前8:1–13</w:t>
+      </w:r>
       <w:r>
         <w:rPr>
           <w:lang w:val="zh_TW" w:bidi="zh_TW"/>
         </w:rPr>
         <w:t>，</w:t>
       </w:r>
-      <w:hyperlink r:id="rId31">
-        <w:r>
-          <w:rPr>
-            <w:lang w:val="zh_TW" w:bidi="zh_TW"/>
-          </w:rPr>
-          <w:rPr>
-            <w:color w:val="0000EE"/>
-            <w:u w:val="single"/>
-          </w:rPr>
-          <w:t>9:1–23</w:t>
-        </w:r>
-      </w:hyperlink>
+      <w:r>
+        <w:rPr>
+          <w:lang w:val="zh_TW" w:bidi="zh_TW"/>
+        </w:rPr>
+        <w:t>9:1–23</w:t>
+      </w:r>
       <w:r>
         <w:rPr>
           <w:lang w:val="zh_TW" w:bidi="zh_TW"/>
         </w:rPr>
         <w:t>，</w:t>
       </w:r>
-      <w:hyperlink r:id="rId32">
-        <w:r>
-          <w:rPr>
-            <w:lang w:val="zh_TW" w:bidi="zh_TW"/>
-          </w:rPr>
-          <w:rPr>
-            <w:color w:val="0000EE"/>
-            <w:u w:val="single"/>
-          </w:rPr>
-          <w:t>10:23–24</w:t>
-        </w:r>
-      </w:hyperlink>
+      <w:r>
+        <w:rPr>
+          <w:lang w:val="zh_TW" w:bidi="zh_TW"/>
+        </w:rPr>
+        <w:t>10:23–24</w:t>
+      </w:r>
       <w:r>
         <w:rPr>
           <w:lang w:val="zh_TW" w:bidi="zh_TW"/>
         </w:rPr>
         <w:t>、</w:t>
       </w:r>
-      <w:hyperlink r:id="rId33">
-        <w:r>
-          <w:rPr>
-            <w:lang w:val="zh_TW" w:bidi="zh_TW"/>
-          </w:rPr>
-          <w:rPr>
-            <w:color w:val="0000EE"/>
-            <w:u w:val="single"/>
-          </w:rPr>
-          <w:t>31–33，</w:t>
-        </w:r>
-      </w:hyperlink>
-      <w:hyperlink r:id="rId21">
-        <w:r>
-          <w:rPr>
-            <w:lang w:val="zh_TW" w:bidi="zh_TW"/>
-          </w:rPr>
-          <w:rPr>
-            <w:color w:val="0000EE"/>
-            <w:u w:val="single"/>
-          </w:rPr>
-          <w:t>13:4–7</w:t>
-        </w:r>
-      </w:hyperlink>
+      <w:r>
+        <w:rPr>
+          <w:lang w:val="zh_TW" w:bidi="zh_TW"/>
+        </w:rPr>
+        <w:t>31–33，</w:t>
+      </w:r>
+      <w:r>
+        <w:rPr>
+          <w:lang w:val="zh_TW" w:bidi="zh_TW"/>
+        </w:rPr>
+        <w:t>13:4–7</w:t>
+      </w:r>
       <w:r>
         <w:rPr>
           <w:lang w:val="zh_TW" w:bidi="zh_TW"/>
         </w:rPr>
         <w:t>；</w:t>
       </w:r>
-      <w:hyperlink r:id="rId18">
-        <w:r>
-          <w:rPr>
-            <w:lang w:val="zh_TW" w:bidi="zh_TW"/>
-          </w:rPr>
-          <w:rPr>
-            <w:color w:val="0000EE"/>
-            <w:u w:val="single"/>
-          </w:rPr>
-          <w:t>加5:6</w:t>
-        </w:r>
-      </w:hyperlink>
+      <w:r>
+        <w:rPr>
+          <w:lang w:val="zh_TW" w:bidi="zh_TW"/>
+        </w:rPr>
+        <w:t>加5:6</w:t>
+      </w:r>
       <w:r>
         <w:rPr>
           <w:lang w:val="zh_TW" w:bidi="zh_TW"/>
         </w:rPr>
         <w:t>；</w:t>
       </w:r>
-      <w:hyperlink r:id="rId34">
-        <w:r>
-          <w:rPr>
-            <w:lang w:val="zh_TW" w:bidi="zh_TW"/>
-          </w:rPr>
-          <w:rPr>
-            <w:color w:val="0000EE"/>
-            <w:u w:val="single"/>
-          </w:rPr>
-          <w:t>腓2:3–4</w:t>
-        </w:r>
-      </w:hyperlink>
+      <w:r>
+        <w:rPr>
+          <w:lang w:val="zh_TW" w:bidi="zh_TW"/>
+        </w:rPr>
+        <w:t>腓2:3–4</w:t>
+      </w:r>
       <w:r>
         <w:rPr>
           <w:lang w:val="zh_TW" w:bidi="zh_TW"/>
         </w:rPr>
         <w:t>；</w:t>
       </w:r>
-      <w:hyperlink r:id="rId35">
-        <w:r>
-          <w:rPr>
-            <w:lang w:val="zh_TW" w:bidi="zh_TW"/>
-          </w:rPr>
-          <w:rPr>
-            <w:color w:val="0000EE"/>
-            <w:u w:val="single"/>
-          </w:rPr>
-          <w:t>提後2:9–13</w:t>
-        </w:r>
-      </w:hyperlink>
+      <w:r>
+        <w:rPr>
+          <w:lang w:val="zh_TW" w:bidi="zh_TW"/>
+        </w:rPr>
+        <w:t>提後2:9–13</w:t>
+      </w:r>
       <w:r>
         <w:rPr>
           <w:lang w:val="zh_TW" w:bidi="zh_TW"/>
         </w:rPr>
         <w:t>；</w:t>
       </w:r>
-      <w:hyperlink r:id="rId36">
-        <w:r>
-          <w:rPr>
-            <w:lang w:val="zh_TW" w:bidi="zh_TW"/>
-          </w:rPr>
-          <w:rPr>
-            <w:color w:val="0000EE"/>
-            <w:u w:val="single"/>
-          </w:rPr>
-          <w:t>來11:24–26</w:t>
-        </w:r>
-      </w:hyperlink>
+      <w:r>
+        <w:rPr>
+          <w:lang w:val="zh_TW" w:bidi="zh_TW"/>
+        </w:rPr>
+        <w:t>來11:24–26</w:t>
+      </w:r>
       <w:r>
         <w:rPr>
           <w:lang w:val="zh_TW" w:bidi="zh_TW"/>
         </w:rPr>
         <w:t>；</w:t>
       </w:r>
-      <w:hyperlink r:id="rId25">
-        <w:r>
-          <w:rPr>
-            <w:lang w:val="zh_TW" w:bidi="zh_TW"/>
-          </w:rPr>
-          <w:rPr>
-            <w:color w:val="0000EE"/>
-            <w:u w:val="single"/>
-          </w:rPr>
-          <w:t>約一4:9–12</w:t>
-        </w:r>
-      </w:hyperlink>
+      <w:r>
+        <w:rPr>
+          <w:lang w:val="zh_TW" w:bidi="zh_TW"/>
+        </w:rPr>
+        <w:t>約一4:9–12</w:t>
+      </w:r>
       <w:r>
         <w:rPr>
           <w:lang w:val="zh_TW" w:bidi="zh_TW"/>
